--- a/exams/5786/moed-b-solution.docx
+++ b/exams/5786/moed-b-solution.docx
@@ -1456,7 +1456,21 @@
           <w:rFonts w:hint="cs"/>
           <w:rtl/>
         </w:rPr>
-        <w:t>. הסבירו בפירוט את תשובתכם.</w:t>
+        <w:t>. הסבירו בפירוט את תשובתכם</w:t>
+      </w:r>
+      <w:r>
+        <w:rPr>
+          <w:rFonts w:hint="cs"/>
+          <w:rtl/>
+        </w:rPr>
+        <w:t xml:space="preserve"> [10 נק' לכל אלגוריתם]</w:t>
+      </w:r>
+      <w:r>
+        <w:rPr>
+          <w:rFonts w:hint="cs"/>
+          <w:rtl/>
+        </w:rPr>
+        <w:t>.</w:t>
       </w:r>
     </w:p>
     <w:p>
@@ -2307,15 +2321,30 @@
           <w:color w:val="EE0000"/>
           <w:rtl/>
         </w:rPr>
-        <w:t xml:space="preserve"> נתונה עוגה עם </w:t>
-      </w:r>
+        <w:t xml:space="preserve"> נתונה עוגה עם ארבעה אזורים:</w:t>
+      </w:r>
+    </w:p>
+    <w:p>
+      <w:pPr>
+        <w:bidi/>
+        <w:rPr>
+          <w:color w:val="EE0000"/>
+          <w:rtl/>
+        </w:rPr>
+      </w:pPr>
       <w:r>
         <w:rPr>
           <w:rFonts w:hint="cs"/>
           <w:color w:val="EE0000"/>
           <w:rtl/>
         </w:rPr>
-        <w:t>ארבעה</w:t>
+        <w:t>הערכים של אליס:</w:t>
+      </w:r>
+      <w:r>
+        <w:rPr>
+          <w:color w:val="EE0000"/>
+        </w:rPr>
+        <w:t xml:space="preserve"> </w:t>
       </w:r>
       <w:r>
         <w:rPr>
@@ -2323,7 +2352,7 @@
           <w:color w:val="EE0000"/>
           <w:rtl/>
         </w:rPr>
-        <w:t xml:space="preserve"> אזורים:</w:t>
+        <w:t xml:space="preserve">   10, 10, 10, 10 </w:t>
       </w:r>
     </w:p>
     <w:p>
@@ -2340,7 +2369,7 @@
           <w:color w:val="EE0000"/>
           <w:rtl/>
         </w:rPr>
-        <w:t>הערכים של אליס:</w:t>
+        <w:t>הערכים של בוב:</w:t>
       </w:r>
       <w:r>
         <w:rPr>
@@ -2354,15 +2383,46 @@
           <w:color w:val="EE0000"/>
           <w:rtl/>
         </w:rPr>
-        <w:t xml:space="preserve">   10, 10, 10</w:t>
-      </w:r>
+        <w:t xml:space="preserve">     20, 20, 0, 0</w:t>
+      </w:r>
+    </w:p>
+    <w:p>
+      <w:pPr>
+        <w:bidi/>
+        <w:rPr>
+          <w:color w:val="EE0000"/>
+          <w:rtl/>
+        </w:rPr>
+      </w:pPr>
       <w:r>
         <w:rPr>
           <w:rFonts w:hint="cs"/>
           <w:color w:val="EE0000"/>
           <w:rtl/>
         </w:rPr>
-        <w:t xml:space="preserve">, 10 </w:t>
+        <w:t>קיימת חלוקה סופר-פרופורציונלית, למשל:</w:t>
+      </w:r>
+      <w:r>
+        <w:rPr>
+          <w:color w:val="EE0000"/>
+        </w:rPr>
+        <w:t xml:space="preserve"> </w:t>
+      </w:r>
+      <w:r>
+        <w:rPr>
+          <w:rFonts w:hint="cs"/>
+          <w:color w:val="EE0000"/>
+          <w:rtl/>
+        </w:rPr>
+        <w:t xml:space="preserve">בוב מקבל את </w:t>
+      </w:r>
+      <w:r>
+        <w:rPr>
+          <w:rFonts w:hint="cs"/>
+          <w:color w:val="EE0000"/>
+          <w:rtl/>
+        </w:rPr>
+        <w:t>האזור הימני וחצי מהאזור שלידו (ערך כולל 30) ואליס מקבלת את כל השאר (ערך כולל 25). כל שחקן מקבל מעל 20 שזה 0.5 מהערך העוגה כולה.</w:t>
       </w:r>
     </w:p>
     <w:p>
@@ -2370,7 +2430,6 @@
         <w:bidi/>
         <w:rPr>
           <w:color w:val="EE0000"/>
-          <w:rtl/>
         </w:rPr>
       </w:pPr>
       <w:r>
@@ -2379,108 +2438,7 @@
           <w:color w:val="EE0000"/>
           <w:rtl/>
         </w:rPr>
-        <w:t>הערכים של בוב:</w:t>
-      </w:r>
-      <w:r>
-        <w:rPr>
-          <w:color w:val="EE0000"/>
-        </w:rPr>
-        <w:t xml:space="preserve"> </w:t>
-      </w:r>
-      <w:r>
-        <w:rPr>
-          <w:rFonts w:hint="cs"/>
-          <w:color w:val="EE0000"/>
-          <w:rtl/>
-        </w:rPr>
-        <w:t xml:space="preserve">     </w:t>
-      </w:r>
-      <w:r>
-        <w:rPr>
-          <w:rFonts w:hint="cs"/>
-          <w:color w:val="EE0000"/>
-          <w:rtl/>
-        </w:rPr>
-        <w:t>20, 20, 0, 0</w:t>
-      </w:r>
-    </w:p>
-    <w:p>
-      <w:pPr>
-        <w:bidi/>
-        <w:rPr>
-          <w:color w:val="EE0000"/>
-          <w:rtl/>
-        </w:rPr>
-      </w:pPr>
-      <w:r>
-        <w:rPr>
-          <w:rFonts w:hint="cs"/>
-          <w:color w:val="EE0000"/>
-          <w:rtl/>
-        </w:rPr>
-        <w:t>קיימת חלוקה סופר-פרופורציונלית, למשל:</w:t>
-      </w:r>
-      <w:r>
-        <w:rPr>
-          <w:color w:val="EE0000"/>
-        </w:rPr>
-        <w:t xml:space="preserve"> </w:t>
-      </w:r>
-      <w:r>
-        <w:rPr>
-          <w:rFonts w:hint="cs"/>
-          <w:color w:val="EE0000"/>
-          <w:rtl/>
-        </w:rPr>
-        <w:t xml:space="preserve">בוב מקבל את </w:t>
-      </w:r>
-      <w:r>
-        <w:rPr>
-          <w:rFonts w:hint="cs"/>
-          <w:color w:val="EE0000"/>
-          <w:rtl/>
-        </w:rPr>
-        <w:t>האזור הימני וחצי מהאזור שלידו (ערך כולל 30) ואליס מקבלת את כל השאר (ערך כולל 25). כל שחקן מקבל מעל 20 שזה 0.5 מהערך העוגה כולה.</w:t>
-      </w:r>
-    </w:p>
-    <w:p>
-      <w:pPr>
-        <w:bidi/>
-        <w:rPr>
-          <w:color w:val="EE0000"/>
-        </w:rPr>
-      </w:pPr>
-      <w:r>
-        <w:rPr>
-          <w:rFonts w:hint="cs"/>
-          <w:color w:val="EE0000"/>
-          <w:rtl/>
-        </w:rPr>
-        <w:t xml:space="preserve">אבל באלגוריתם של קלוד, אליס חותכת </w:t>
-      </w:r>
-      <w:r>
-        <w:rPr>
-          <w:rFonts w:hint="cs"/>
-          <w:color w:val="EE0000"/>
-          <w:rtl/>
-        </w:rPr>
-        <w:t xml:space="preserve">לארבעה </w:t>
-      </w:r>
-      <w:r>
-        <w:rPr>
-          <w:rFonts w:hint="cs"/>
-          <w:color w:val="EE0000"/>
-          <w:rtl/>
-        </w:rPr>
-        <w:t xml:space="preserve">אזורים, בוב </w:t>
-      </w:r>
-      <w:r>
-        <w:rPr>
-          <w:rFonts w:hint="cs"/>
-          <w:color w:val="EE0000"/>
-          <w:rtl/>
-        </w:rPr>
-        <w:t xml:space="preserve">מסמן את שני הימניים. אליס בוחרת אזור אחד ימני ואזור אחד שמאלי. הערך הכולל שלה הוא 20, שזה בדיוק 0.5 </w:t>
+        <w:t xml:space="preserve">אבל באלגוריתם של קלוד, אליס חותכת לארבעה אזורים, בוב מסמן את שני הימניים. אליס בוחרת אזור אחד ימני ואזור אחד שמאלי. הערך הכולל שלה הוא 20, שזה בדיוק 0.5 </w:t>
       </w:r>
       <w:r>
         <w:rPr>
@@ -2515,6 +2473,7 @@
           <w:sz w:val="21"/>
           <w:rtl/>
         </w:rPr>
+        <w:lastRenderedPageBreak/>
         <w:br w:type="page"/>
       </w:r>
     </w:p>
@@ -2615,7 +2574,21 @@
           <w:rFonts w:ascii="David" w:hAnsi="David" w:cs="David" w:hint="cs"/>
           <w:rtl/>
         </w:rPr>
-        <w:t xml:space="preserve">א. תארו </w:t>
+        <w:t>א</w:t>
+      </w:r>
+      <w:r>
+        <w:rPr>
+          <w:rFonts w:ascii="David" w:hAnsi="David" w:cs="David" w:hint="cs"/>
+          <w:rtl/>
+        </w:rPr>
+        <w:t xml:space="preserve"> [6 נק']</w:t>
+      </w:r>
+      <w:r>
+        <w:rPr>
+          <w:rFonts w:ascii="David" w:hAnsi="David" w:cs="David" w:hint="cs"/>
+          <w:rtl/>
+        </w:rPr>
+        <w:t xml:space="preserve">. תארו </w:t>
       </w:r>
       <w:r>
         <w:rPr>
@@ -2811,39 +2784,7 @@
           <w:color w:val="EE0000"/>
           <w:rtl/>
         </w:rPr>
-        <w:t xml:space="preserve">. </w:t>
-      </w:r>
-      <w:r>
-        <w:rPr>
-          <w:rFonts w:ascii="David" w:hAnsi="David" w:cs="David" w:hint="cs"/>
-          <w:color w:val="EE0000"/>
-          <w:rtl/>
-        </w:rPr>
-        <w:t xml:space="preserve">(כמובן במציאות נצטרך לתת את כל המטלה לאחד השחקנים, נניח לשחקן ג, ואז העלות תהיה 100). </w:t>
-      </w:r>
-      <w:r>
-        <w:rPr>
-          <w:rFonts w:ascii="David" w:hAnsi="David" w:cs="David" w:hint="cs"/>
-          <w:color w:val="EE0000"/>
-          <w:rtl/>
-        </w:rPr>
-        <w:t xml:space="preserve">זה </w:t>
-      </w:r>
-      <w:r>
-        <w:rPr>
-          <w:rFonts w:ascii="David" w:hAnsi="David" w:cs="David" w:hint="cs"/>
-          <w:color w:val="EE0000"/>
-          <w:rtl/>
-        </w:rPr>
-        <w:t>חסם אופטימי, כי בחלוקה רציפה אפשר תמיד</w:t>
-      </w:r>
-      <w:r>
-        <w:rPr>
-          <w:rFonts w:ascii="David" w:hAnsi="David" w:cs="David" w:hint="cs"/>
-          <w:color w:val="EE0000"/>
-          <w:rtl/>
-        </w:rPr>
-        <w:t xml:space="preserve"> להגיע לתוצאה טובה לפחות כמו בחלוקה לא רציפה. </w:t>
+        <w:t xml:space="preserve">. (כמובן במציאות נצטרך לתת את כל המטלה לאחד השחקנים, נניח לשחקן ג, ואז העלות תהיה 100). זה חסם אופטימי, כי בחלוקה רציפה אפשר תמיד להגיע לתוצאה טובה לפחות כמו בחלוקה לא רציפה. </w:t>
       </w:r>
     </w:p>
     <w:p>
@@ -2878,6 +2819,13 @@
           <w:rFonts w:ascii="David" w:hAnsi="David" w:cs="David" w:hint="cs"/>
           <w:rtl/>
         </w:rPr>
+        <w:t xml:space="preserve"> [6 נק']</w:t>
+      </w:r>
+      <w:r>
+        <w:rPr>
+          <w:rFonts w:ascii="David" w:hAnsi="David" w:cs="David" w:hint="cs"/>
+          <w:rtl/>
+        </w:rPr>
         <w:t xml:space="preserve">. תארו </w:t>
       </w:r>
       <w:r>
@@ -2928,7 +2876,21 @@
           <w:rFonts w:ascii="David" w:hAnsi="David" w:cs="David" w:hint="cs"/>
           <w:rtl/>
         </w:rPr>
-        <w:t>, המתאים לחלוקה אגליטרית של מטלות. הוכיחו שהוא אכן חסם אופטימי. הדגימו את חישוב החסם על מצב כלשהו.</w:t>
+        <w:t xml:space="preserve">, המתאים לחלוקה אגליטרית של מטלות. הוכיחו שהוא אכן חסם </w:t>
+      </w:r>
+      <w:r>
+        <w:rPr>
+          <w:rFonts w:ascii="David" w:hAnsi="David" w:cs="David" w:hint="cs"/>
+          <w:rtl/>
+        </w:rPr>
+        <w:t>פסימי</w:t>
+      </w:r>
+      <w:r>
+        <w:rPr>
+          <w:rFonts w:ascii="David" w:hAnsi="David" w:cs="David" w:hint="cs"/>
+          <w:rtl/>
+        </w:rPr>
+        <w:t>. הדגימו את חישוב החסם על מצב כלשהו.</w:t>
       </w:r>
     </w:p>
     <w:p>
@@ -2936,7 +2898,7 @@
         <w:pStyle w:val="BodyText"/>
         <w:bidi/>
         <w:rPr>
-          <w:rFonts w:ascii="David" w:hAnsi="David" w:cs="David" w:hint="cs"/>
+          <w:rFonts w:ascii="David" w:hAnsi="David" w:cs="David"/>
           <w:color w:val="EE0000"/>
           <w:rtl/>
         </w:rPr>
@@ -2955,15 +2917,7 @@
           <w:color w:val="EE0000"/>
           <w:rtl/>
         </w:rPr>
-        <w:t xml:space="preserve"> </w:t>
-      </w:r>
-      <w:r>
-        <w:rPr>
-          <w:rFonts w:ascii="David" w:hAnsi="David" w:cs="David" w:hint="cs"/>
-          <w:color w:val="EE0000"/>
-          <w:rtl/>
-        </w:rPr>
-        <w:t>אפשר להשתמש באלגוריתם החמדני לחלוקת מטלות (</w:t>
+        <w:t xml:space="preserve"> אפשר להשתמש באלגוריתם החמדני לחלוקת מטלות (</w:t>
       </w:r>
       <w:r>
         <w:rPr>
@@ -2978,23 +2932,7 @@
           <w:color w:val="EE0000"/>
           <w:rtl/>
         </w:rPr>
-        <w:t xml:space="preserve">). </w:t>
-      </w:r>
-      <w:r>
-        <w:rPr>
-          <w:rFonts w:ascii="David" w:hAnsi="David" w:cs="David" w:hint="cs"/>
-          <w:color w:val="EE0000"/>
-          <w:rtl/>
-        </w:rPr>
-        <w:t xml:space="preserve">לדוגמה, נניח שבמצב הנוכחי העלויות של השחקנים הן [60, 50, 40], ויש עוד </w:t>
-      </w:r>
-      <w:r>
-        <w:rPr>
-          <w:rFonts w:ascii="David" w:hAnsi="David" w:cs="David" w:hint="cs"/>
-          <w:color w:val="EE0000"/>
-          <w:rtl/>
-        </w:rPr>
-        <w:t xml:space="preserve">שלוש מטלות עם עלויות 15, 20, 25. נסדר אותן בסדר יורד. ניתן את ה-25 לשחקן ג (שיגיע ל-65), 20 לשחקן ב (שיגיע ל-70), 15 לשחקן א (שיגיע ל-75). העלות המקסימלית היא </w:t>
+        <w:t xml:space="preserve">). לדוגמה, נניח שבמצב הנוכחי העלויות של השחקנים הן [60, 50, 40], ויש עוד שלוש מטלות עם עלויות 15, 20, 25. נסדר אותן בסדר יורד. ניתן את ה-25 לשחקן ג (שיגיע ל-65), 20 לשחקן ב (שיגיע ל-70), 15 לשחקן א (שיגיע ל-75). העלות המקסימלית היא </w:t>
       </w:r>
       <w:r>
         <w:rPr>
@@ -3041,6 +2979,27 @@
           <w:rtl/>
         </w:rPr>
         <w:t>ג</w:t>
+      </w:r>
+      <w:r>
+        <w:rPr>
+          <w:rFonts w:ascii="David" w:hAnsi="David" w:cs="David" w:hint="cs"/>
+          <w:rtl/>
+        </w:rPr>
+        <w:t xml:space="preserve"> [</w:t>
+      </w:r>
+      <w:r>
+        <w:rPr>
+          <w:rFonts w:ascii="David" w:hAnsi="David" w:cs="David" w:hint="cs"/>
+          <w:rtl/>
+        </w:rPr>
+        <w:t>8</w:t>
+      </w:r>
+      <w:r>
+        <w:rPr>
+          <w:rFonts w:ascii="David" w:hAnsi="David" w:cs="David" w:hint="cs"/>
+          <w:rtl/>
+        </w:rPr>
+        <w:t xml:space="preserve"> נק']</w:t>
       </w:r>
       <w:r>
         <w:rPr>
@@ -3470,7 +3429,13 @@
           <w:color w:val="EE0000"/>
           <w:rtl/>
         </w:rPr>
-        <w:t xml:space="preserve">רמה ראשונה, מצב </w:t>
+        <w:t>רמה ראשונה, מצב ב:</w:t>
+      </w:r>
+      <w:r>
+        <w:rPr>
+          <w:color w:val="EE0000"/>
+        </w:rPr>
+        <w:t xml:space="preserve"> </w:t>
       </w:r>
       <w:r>
         <w:rPr>
@@ -3478,15 +3443,25 @@
           <w:color w:val="EE0000"/>
           <w:rtl/>
         </w:rPr>
-        <w:t>ב</w:t>
-      </w:r>
+        <w:t xml:space="preserve"> [1; 0, 40, 0].</w:t>
+      </w:r>
+    </w:p>
+    <w:p>
+      <w:pPr>
+        <w:bidi/>
+        <w:rPr>
+          <w:color w:val="EE0000"/>
+          <w:rtl/>
+        </w:rPr>
+      </w:pPr>
       <w:r>
         <w:rPr>
           <w:rFonts w:hint="cs"/>
           <w:color w:val="EE0000"/>
           <w:rtl/>
         </w:rPr>
-        <w:t>:</w:t>
+        <w:lastRenderedPageBreak/>
+        <w:t>רמה ראשונה, מצב ג:</w:t>
       </w:r>
       <w:r>
         <w:rPr>
@@ -3500,119 +3475,7 @@
           <w:color w:val="EE0000"/>
           <w:rtl/>
         </w:rPr>
-        <w:t xml:space="preserve"> [1; </w:t>
-      </w:r>
-      <w:r>
-        <w:rPr>
-          <w:rFonts w:hint="cs"/>
-          <w:color w:val="EE0000"/>
-          <w:rtl/>
-        </w:rPr>
-        <w:t>0</w:t>
-      </w:r>
-      <w:r>
-        <w:rPr>
-          <w:rFonts w:hint="cs"/>
-          <w:color w:val="EE0000"/>
-          <w:rtl/>
-        </w:rPr>
-        <w:t xml:space="preserve">, </w:t>
-      </w:r>
-      <w:r>
-        <w:rPr>
-          <w:rFonts w:hint="cs"/>
-          <w:color w:val="EE0000"/>
-          <w:rtl/>
-        </w:rPr>
-        <w:t>40</w:t>
-      </w:r>
-      <w:r>
-        <w:rPr>
-          <w:rFonts w:hint="cs"/>
-          <w:color w:val="EE0000"/>
-          <w:rtl/>
-        </w:rPr>
-        <w:t>, 0].</w:t>
-      </w:r>
-    </w:p>
-    <w:p>
-      <w:pPr>
-        <w:bidi/>
-        <w:rPr>
-          <w:color w:val="EE0000"/>
-          <w:rtl/>
-        </w:rPr>
-      </w:pPr>
-      <w:r>
-        <w:rPr>
-          <w:rFonts w:hint="cs"/>
-          <w:color w:val="EE0000"/>
-          <w:rtl/>
-        </w:rPr>
-        <w:lastRenderedPageBreak/>
-        <w:t xml:space="preserve">רמה ראשונה, מצב </w:t>
-      </w:r>
-      <w:r>
-        <w:rPr>
-          <w:rFonts w:hint="cs"/>
-          <w:color w:val="EE0000"/>
-          <w:rtl/>
-        </w:rPr>
-        <w:t>ג</w:t>
-      </w:r>
-      <w:r>
-        <w:rPr>
-          <w:rFonts w:hint="cs"/>
-          <w:color w:val="EE0000"/>
-          <w:rtl/>
-        </w:rPr>
-        <w:t>:</w:t>
-      </w:r>
-      <w:r>
-        <w:rPr>
-          <w:color w:val="EE0000"/>
-        </w:rPr>
-        <w:t xml:space="preserve"> </w:t>
-      </w:r>
-      <w:r>
-        <w:rPr>
-          <w:rFonts w:hint="cs"/>
-          <w:color w:val="EE0000"/>
-          <w:rtl/>
-        </w:rPr>
-        <w:t xml:space="preserve"> [1; 0, </w:t>
-      </w:r>
-      <w:r>
-        <w:rPr>
-          <w:rFonts w:hint="cs"/>
-          <w:color w:val="EE0000"/>
-          <w:rtl/>
-        </w:rPr>
-        <w:t>0</w:t>
-      </w:r>
-      <w:r>
-        <w:rPr>
-          <w:rFonts w:hint="cs"/>
-          <w:color w:val="EE0000"/>
-          <w:rtl/>
-        </w:rPr>
-        <w:t xml:space="preserve">, </w:t>
-      </w:r>
-      <w:r>
-        <w:rPr>
-          <w:rFonts w:hint="cs"/>
-          <w:color w:val="EE0000"/>
-          <w:rtl/>
-        </w:rPr>
-        <w:t>40</w:t>
-      </w:r>
-      <w:r>
-        <w:rPr>
-          <w:rFonts w:hint="cs"/>
-          <w:color w:val="EE0000"/>
-          <w:rtl/>
-        </w:rPr>
-        <w:t>].</w:t>
+        <w:t xml:space="preserve"> [1; 0, 0, 40].</w:t>
       </w:r>
     </w:p>
     <w:p>
@@ -3920,14 +3783,7 @@
           <w:rFonts w:hint="cs"/>
           <w:rtl/>
         </w:rPr>
-        <w:t>3</w:t>
-      </w:r>
-      <w:r>
-        <w:rPr>
-          <w:rFonts w:hint="cs"/>
-          <w:rtl/>
-        </w:rPr>
-        <w:t xml:space="preserve">: טרילמה </w:t>
+        <w:t xml:space="preserve">3: טרילמה </w:t>
       </w:r>
       <w:r>
         <w:rPr>
@@ -3976,6 +3832,14 @@
           <w:rtl/>
         </w:rPr>
         <w:t>ב, ג, ד, ה</w:t>
+      </w:r>
+      <w:r>
+        <w:rPr>
+          <w:rFonts w:cs="David CLM" w:hint="cs"/>
+          <w:color w:val="000000"/>
+          <w:rtl/>
+        </w:rPr>
+        <w:t xml:space="preserve"> [5 נק' כל אחת]</w:t>
       </w:r>
       <w:r>
         <w:rPr>
@@ -4421,26 +4285,18 @@
         <w:pStyle w:val="western"/>
         <w:rPr>
           <w:rFonts w:cs="David CLM"/>
-          <w:color w:val="EE0000"/>
+          <w:u w:val="single"/>
           <w:rtl/>
         </w:rPr>
       </w:pPr>
       <w:r>
         <w:rPr>
           <w:rFonts w:cs="David CLM" w:hint="cs"/>
-          <w:color w:val="EE0000"/>
+          <w:u w:val="single"/>
           <w:rtl/>
         </w:rPr>
         <w:lastRenderedPageBreak/>
-        <w:t>נימוק:</w:t>
-      </w:r>
-      <w:r>
-        <w:rPr>
-          <w:rFonts w:cs="David CLM" w:hint="cs"/>
-          <w:color w:val="EE0000"/>
-          <w:rtl/>
-        </w:rPr>
-        <w:t xml:space="preserve"> בגלל ניטרליות ואנונימיות. אם נחליף את הסדר בין ארגונים ב,ג ובין אזרחים 1,2, נקבל בעיה זהה לחלוטין.</w:t>
+        <w:t>נימוק: בגלל ניטרליות ואנונימיות. אם נחליף את הסדר בין ארגונים ב,ג ובין אזרחים 1,2, נקבל בעיה זהה לחלוטין.</w:t>
       </w:r>
     </w:p>
     <w:p>
@@ -4511,6 +4367,7 @@
         <w:rPr>
           <w:rFonts w:cs="David CLM"/>
           <w:color w:val="EE0000"/>
+          <w:u w:val="single"/>
           <w:rtl/>
         </w:rPr>
       </w:pPr>
@@ -4518,38 +4375,34 @@
         <w:rPr>
           <w:rFonts w:cs="David CLM" w:hint="cs"/>
           <w:color w:val="EE0000"/>
-          <w:rtl/>
-        </w:rPr>
-        <w:t>נימוק:</w:t>
+          <w:u w:val="single"/>
+          <w:rtl/>
+        </w:rPr>
+        <w:t xml:space="preserve">נימוק: אם הסכום הניתן </w:t>
       </w:r>
       <w:r>
         <w:rPr>
           <w:rFonts w:cs="David CLM" w:hint="cs"/>
           <w:color w:val="EE0000"/>
-          <w:rtl/>
-        </w:rPr>
-        <w:t xml:space="preserve"> אם הסכום הניתן </w:t>
+          <w:u w:val="single"/>
+          <w:rtl/>
+        </w:rPr>
+        <w:t xml:space="preserve">לארגונים ב, ג </w:t>
       </w:r>
       <w:r>
         <w:rPr>
           <w:rFonts w:cs="David CLM" w:hint="cs"/>
           <w:color w:val="EE0000"/>
-          <w:rtl/>
-        </w:rPr>
-        <w:t xml:space="preserve">לארגונים ב, ג </w:t>
+          <w:u w:val="single"/>
+          <w:rtl/>
+        </w:rPr>
+        <w:t xml:space="preserve">הוא אפס, אז התועלת של אזרח 4 היא אפס, בניגוד </w:t>
       </w:r>
       <w:r>
         <w:rPr>
           <w:rFonts w:cs="David CLM" w:hint="cs"/>
           <w:color w:val="EE0000"/>
-          <w:rtl/>
-        </w:rPr>
-        <w:t xml:space="preserve">הוא אפס, אז התועלת של אזרח 4 היא אפס, בניגוד </w:t>
-      </w:r>
-      <w:r>
-        <w:rPr>
-          <w:rFonts w:cs="David CLM" w:hint="cs"/>
-          <w:color w:val="EE0000"/>
+          <w:u w:val="single"/>
           <w:rtl/>
         </w:rPr>
         <w:t>להנחה שהאלגוריתם הוגן ליחידים.</w:t>
@@ -4617,27 +4470,7 @@
           <w:color w:val="000000"/>
           <w:rtl/>
         </w:rPr>
-        <w:t>אזרח 1 תומך בארגונים ב</w:t>
-      </w:r>
-      <w:r>
-        <w:rPr>
-          <w:rFonts w:cs="David CLM" w:hint="cs"/>
-          <w:i/>
-          <w:iCs/>
-          <w:color w:val="000000"/>
-          <w:rtl/>
-        </w:rPr>
-        <w:t>+ד</w:t>
-      </w:r>
-      <w:r>
-        <w:rPr>
-          <w:rFonts w:cs="David CLM" w:hint="cs"/>
-          <w:i/>
-          <w:iCs/>
-          <w:color w:val="000000"/>
-          <w:rtl/>
-        </w:rPr>
-        <w:t>;</w:t>
+        <w:t>אזרח 1 תומך בארגונים ב+ד;</w:t>
       </w:r>
     </w:p>
     <w:p>
@@ -4775,6 +4608,7 @@
         <w:rPr>
           <w:rFonts w:cs="David CLM"/>
           <w:color w:val="EE0000"/>
+          <w:u w:val="single"/>
           <w:rtl/>
         </w:rPr>
       </w:pPr>
@@ -4782,65 +4616,19 @@
         <w:rPr>
           <w:rFonts w:cs="David CLM" w:hint="cs"/>
           <w:color w:val="EE0000"/>
-          <w:rtl/>
-        </w:rPr>
-        <w:t>נימוק:</w:t>
+          <w:u w:val="single"/>
+          <w:rtl/>
+        </w:rPr>
+        <w:t xml:space="preserve">נימוק: </w:t>
       </w:r>
       <w:r>
         <w:rPr>
           <w:rFonts w:cs="David CLM" w:hint="cs"/>
           <w:color w:val="EE0000"/>
-          <w:rtl/>
-        </w:rPr>
-        <w:t xml:space="preserve"> </w:t>
-      </w:r>
-      <w:r>
-        <w:rPr>
-          <w:rFonts w:cs="David CLM" w:hint="cs"/>
-          <w:color w:val="EE0000"/>
-          <w:rtl/>
-        </w:rPr>
-        <w:t xml:space="preserve">שוב </w:t>
-      </w:r>
-      <w:r>
-        <w:rPr>
-          <w:rFonts w:cs="David CLM" w:hint="cs"/>
-          <w:color w:val="EE0000"/>
-          <w:rtl/>
-        </w:rPr>
-        <w:t xml:space="preserve">בגלל ניטרליות ואנונימיות. אם נחליף את הסדר בין ארגונים </w:t>
-      </w:r>
-      <w:r>
-        <w:rPr>
-          <w:rFonts w:cs="David CLM" w:hint="cs"/>
-          <w:color w:val="EE0000"/>
-          <w:rtl/>
-        </w:rPr>
-        <w:t>ג</w:t>
-      </w:r>
-      <w:r>
-        <w:rPr>
-          <w:rFonts w:cs="David CLM" w:hint="cs"/>
-          <w:color w:val="EE0000"/>
-          <w:rtl/>
-        </w:rPr>
-        <w:t>,</w:t>
-      </w:r>
-      <w:r>
-        <w:rPr>
-          <w:rFonts w:cs="David CLM" w:hint="cs"/>
-          <w:color w:val="EE0000"/>
-          <w:rtl/>
-        </w:rPr>
-        <w:t>ד</w:t>
-      </w:r>
-      <w:r>
-        <w:rPr>
-          <w:rFonts w:cs="David CLM" w:hint="cs"/>
-          <w:color w:val="EE0000"/>
-          <w:rtl/>
-        </w:rPr>
-        <w:t xml:space="preserve"> ובין אזרחים 1,2, נקבל בעיה זהה לחלוטין.</w:t>
+          <w:u w:val="single"/>
+          <w:rtl/>
+        </w:rPr>
+        <w:t>שוב בגלל ניטרליות ואנונימיות. אם נחליף את הסדר בין ארגונים ג,ד ובין אזרחים 1,2, נקבל בעיה זהה לחלוטין.</w:t>
       </w:r>
     </w:p>
     <w:p>
@@ -4979,43 +4767,118 @@
           <w:ilvl w:val="1"/>
           <w:numId w:val="44"/>
         </w:numPr>
+        <w:rPr>
+          <w:color w:val="EE0000"/>
+          <w:u w:val="single"/>
+        </w:rPr>
       </w:pPr>
       <w:r>
         <w:rPr>
           <w:rFonts w:hint="cs"/>
           <w:b/>
           <w:bCs/>
-          <w:rtl/>
-        </w:rPr>
-        <w:t>טענה ד</w:t>
+          <w:color w:val="EE0000"/>
+          <w:u w:val="single"/>
+          <w:rtl/>
+        </w:rPr>
+        <w:t>נימוק</w:t>
       </w:r>
       <w:r>
         <w:rPr>
           <w:rFonts w:hint="cs"/>
-          <w:rtl/>
-        </w:rPr>
-        <w:t>:</w:t>
+          <w:color w:val="EE0000"/>
+          <w:u w:val="single"/>
+          <w:rtl/>
+        </w:rPr>
+        <w:t xml:space="preserve">: </w:t>
       </w:r>
       <w:r>
         <w:rPr>
           <w:rFonts w:hint="cs"/>
-          <w:rtl/>
-        </w:rPr>
-        <w:t xml:space="preserve"> אפשרות זו סותרת </w:t>
-      </w:r>
-      <w:r>
-        <w:rPr>
-          <w:rFonts w:hint="cs"/>
-          <w:rtl/>
-        </w:rPr>
-        <w:t xml:space="preserve">את </w:t>
-      </w:r>
-      <w:r>
-        <w:rPr>
-          <w:rFonts w:hint="cs"/>
-          <w:rtl/>
-        </w:rPr>
-        <w:t>ההנחה שהאלגוריתם מגלה-אמת.</w:t>
+          <w:color w:val="EE0000"/>
+          <w:u w:val="single"/>
+          <w:rtl/>
+        </w:rPr>
+        <w:t>באפשרות זו, התועלת האמיתית של אזרח 1 (שבאמת תומך רק בארגונים א+ב) גדולה יותר מאשר כשהוא אומר אמת: כשהוא אומר אמת חלק מהתקציב הולך לארגון ג, וכשהוא משקר כל התקציב מגיע רק לארגונים א+ב שהוא תומך בהם.</w:t>
+      </w:r>
+    </w:p>
+    <w:p>
+      <w:pPr>
+        <w:pStyle w:val="western"/>
+        <w:numPr>
+          <w:ilvl w:val="0"/>
+          <w:numId w:val="44"/>
+        </w:numPr>
+      </w:pPr>
+      <w:r>
+        <w:rPr>
+          <w:rFonts w:cs="David CLM" w:hint="cs"/>
+          <w:color w:val="000000"/>
+          <w:rtl/>
+        </w:rPr>
+        <w:t>אפשרות שניה</w:t>
+      </w:r>
+      <w:r>
+        <w:rPr>
+          <w:color w:val="000000"/>
+          <w:rtl/>
+        </w:rPr>
+        <w:t xml:space="preserve">: </w:t>
+      </w:r>
+      <w:r>
+        <w:rPr>
+          <w:rFonts w:cs="David CLM" w:hint="cs"/>
+          <w:color w:val="000000"/>
+          <w:rtl/>
+        </w:rPr>
+        <w:t>האלגוריתם נותן לנושאים ג</w:t>
+      </w:r>
+      <w:r>
+        <w:rPr>
+          <w:color w:val="000000"/>
+          <w:rtl/>
+        </w:rPr>
+        <w:t xml:space="preserve">, </w:t>
+      </w:r>
+      <w:r>
+        <w:rPr>
+          <w:rFonts w:cs="David CLM" w:hint="cs"/>
+          <w:color w:val="000000"/>
+          <w:rtl/>
+        </w:rPr>
+        <w:t xml:space="preserve">ד סכום </w:t>
+      </w:r>
+      <w:r>
+        <w:rPr>
+          <w:rFonts w:cs="David CLM" w:hint="cs"/>
+          <w:i/>
+          <w:iCs/>
+          <w:color w:val="000000"/>
+          <w:rtl/>
+        </w:rPr>
+        <w:t xml:space="preserve">חיובי ממש </w:t>
+      </w:r>
+      <w:r>
+        <w:rPr>
+          <w:color w:val="000000"/>
+          <w:rtl/>
+        </w:rPr>
+        <w:t>(</w:t>
+      </w:r>
+      <w:r>
+        <w:rPr>
+          <w:rFonts w:cs="David CLM" w:hint="cs"/>
+          <w:color w:val="000000"/>
+          <w:rtl/>
+        </w:rPr>
+        <w:t>וזהה</w:t>
+      </w:r>
+      <w:r>
+        <w:rPr>
+          <w:color w:val="000000"/>
+          <w:rtl/>
+        </w:rPr>
+        <w:t xml:space="preserve">). </w:t>
       </w:r>
     </w:p>
     <w:p>
@@ -5025,122 +4888,45 @@
           <w:ilvl w:val="1"/>
           <w:numId w:val="44"/>
         </w:numPr>
-        <w:rPr>
-          <w:color w:val="EE0000"/>
-        </w:rPr>
       </w:pPr>
       <w:r>
         <w:rPr>
           <w:rFonts w:hint="cs"/>
           <w:b/>
           <w:bCs/>
-          <w:color w:val="EE0000"/>
-          <w:rtl/>
-        </w:rPr>
-        <w:t>נימוק</w:t>
+          <w:color w:val="000000"/>
+          <w:rtl/>
+        </w:rPr>
+        <w:t>טענה ה</w:t>
       </w:r>
       <w:r>
         <w:rPr>
           <w:rFonts w:hint="cs"/>
-          <w:color w:val="EE0000"/>
-          <w:rtl/>
-        </w:rPr>
-        <w:t>:</w:t>
+          <w:color w:val="000000"/>
+          <w:rtl/>
+        </w:rPr>
+        <w:t xml:space="preserve">: </w:t>
       </w:r>
       <w:r>
         <w:rPr>
           <w:rFonts w:hint="cs"/>
-          <w:color w:val="EE0000"/>
-          <w:rtl/>
-        </w:rPr>
-        <w:t xml:space="preserve"> </w:t>
+          <w:rtl/>
+        </w:rPr>
+        <w:t xml:space="preserve">אפשרות זו סותרת </w:t>
       </w:r>
       <w:r>
         <w:rPr>
           <w:rFonts w:hint="cs"/>
-          <w:color w:val="EE0000"/>
-          <w:rtl/>
-        </w:rPr>
-        <w:t>באפשרות זו, התועלת האמיתית של אזרח 1 (שבאמת תומך רק בארגונים א+ב) גדולה יותר מאשר כשהוא אומר אמת: כשהוא אומר אמת חלק מהתקציב הולך לארגון ג, וכשהוא משקר כל התקציב מגיע רק לארגונים א+ב שהוא תומך בהם.</w:t>
-      </w:r>
-    </w:p>
-    <w:p>
-      <w:pPr>
-        <w:pStyle w:val="western"/>
-        <w:numPr>
-          <w:ilvl w:val="0"/>
-          <w:numId w:val="44"/>
-        </w:numPr>
-      </w:pPr>
-      <w:r>
-        <w:rPr>
-          <w:rFonts w:cs="David CLM" w:hint="cs"/>
-          <w:color w:val="000000"/>
-          <w:rtl/>
-        </w:rPr>
-        <w:t>אפשרות שניה</w:t>
-      </w:r>
-      <w:r>
-        <w:rPr>
-          <w:color w:val="000000"/>
-          <w:rtl/>
-        </w:rPr>
-        <w:t xml:space="preserve">: </w:t>
-      </w:r>
-      <w:r>
-        <w:rPr>
-          <w:rFonts w:cs="David CLM" w:hint="cs"/>
-          <w:color w:val="000000"/>
-          <w:rtl/>
-        </w:rPr>
-        <w:t>האלגוריתם נותן לנושאים ג</w:t>
-      </w:r>
-      <w:r>
-        <w:rPr>
-          <w:color w:val="000000"/>
-          <w:rtl/>
-        </w:rPr>
-        <w:t xml:space="preserve">, </w:t>
-      </w:r>
-      <w:r>
-        <w:rPr>
-          <w:rFonts w:cs="David CLM" w:hint="cs"/>
-          <w:color w:val="000000"/>
-          <w:rtl/>
-        </w:rPr>
-        <w:t xml:space="preserve">ד סכום </w:t>
-      </w:r>
-      <w:r>
-        <w:rPr>
-          <w:rFonts w:cs="David CLM" w:hint="cs"/>
-          <w:i/>
-          <w:iCs/>
-          <w:color w:val="000000"/>
-          <w:rtl/>
-        </w:rPr>
-        <w:t xml:space="preserve">חיובי ממש </w:t>
-      </w:r>
-      <w:r>
-        <w:rPr>
-          <w:color w:val="000000"/>
-          <w:rtl/>
-        </w:rPr>
-        <w:t>(</w:t>
-      </w:r>
-      <w:r>
-        <w:rPr>
-          <w:rFonts w:cs="David CLM" w:hint="cs"/>
-          <w:color w:val="000000"/>
-          <w:rtl/>
-        </w:rPr>
-        <w:t>וזהה</w:t>
-      </w:r>
-      <w:r>
-        <w:rPr>
-          <w:color w:val="000000"/>
-          <w:rtl/>
-        </w:rPr>
-        <w:t xml:space="preserve">). </w:t>
+          <w:rtl/>
+        </w:rPr>
+        <w:t xml:space="preserve">את </w:t>
+      </w:r>
+      <w:r>
+        <w:rPr>
+          <w:rFonts w:hint="cs"/>
+          <w:rtl/>
+        </w:rPr>
+        <w:t>ההנחה שהאלגוריתם יעיל-פארטו.</w:t>
       </w:r>
     </w:p>
     <w:p>
@@ -5150,21 +4936,27 @@
           <w:ilvl w:val="1"/>
           <w:numId w:val="44"/>
         </w:numPr>
+        <w:rPr>
+          <w:color w:val="EE0000"/>
+          <w:u w:val="single"/>
+        </w:rPr>
       </w:pPr>
       <w:r>
         <w:rPr>
           <w:rFonts w:hint="cs"/>
           <w:b/>
           <w:bCs/>
-          <w:color w:val="000000"/>
-          <w:rtl/>
-        </w:rPr>
-        <w:t>טענה ה</w:t>
+          <w:color w:val="EE0000"/>
+          <w:u w:val="single"/>
+          <w:rtl/>
+        </w:rPr>
+        <w:t>נימוק</w:t>
       </w:r>
       <w:r>
         <w:rPr>
           <w:rFonts w:hint="cs"/>
-          <w:color w:val="000000"/>
+          <w:color w:val="EE0000"/>
+          <w:u w:val="single"/>
           <w:rtl/>
         </w:rPr>
         <w:t xml:space="preserve">: </w:t>
@@ -5172,92 +4964,27 @@
       <w:r>
         <w:rPr>
           <w:rFonts w:hint="cs"/>
-          <w:rtl/>
-        </w:rPr>
-        <w:t xml:space="preserve">אפשרות זו סותרת </w:t>
+          <w:color w:val="EE0000"/>
+          <w:u w:val="single"/>
+          <w:rtl/>
+        </w:rPr>
+        <w:t>קיים שיפור פארטו:</w:t>
+      </w:r>
+      <w:r>
+        <w:rPr>
+          <w:color w:val="EE0000"/>
+          <w:u w:val="single"/>
+        </w:rPr>
+        <w:t xml:space="preserve"> </w:t>
       </w:r>
       <w:r>
         <w:rPr>
           <w:rFonts w:hint="cs"/>
-          <w:rtl/>
-        </w:rPr>
-        <w:t xml:space="preserve">את </w:t>
-      </w:r>
-      <w:r>
-        <w:rPr>
-          <w:rFonts w:hint="cs"/>
-          <w:rtl/>
-        </w:rPr>
-        <w:t>ההנחה שהאלגוריתם יעיל-פארטו.</w:t>
-      </w:r>
-    </w:p>
-    <w:p>
-      <w:pPr>
-        <w:pStyle w:val="western"/>
-        <w:numPr>
-          <w:ilvl w:val="1"/>
-          <w:numId w:val="44"/>
-        </w:numPr>
-        <w:rPr>
-          <w:color w:val="EE0000"/>
-        </w:rPr>
-      </w:pPr>
-      <w:r>
-        <w:rPr>
-          <w:rFonts w:hint="cs"/>
-          <w:b/>
-          <w:bCs/>
-          <w:color w:val="EE0000"/>
-          <w:rtl/>
-        </w:rPr>
-        <w:t>נימוק</w:t>
-      </w:r>
-      <w:r>
-        <w:rPr>
-          <w:rFonts w:hint="cs"/>
-          <w:color w:val="EE0000"/>
-          <w:rtl/>
-        </w:rPr>
-        <w:t>:</w:t>
-      </w:r>
-      <w:r>
-        <w:rPr>
-          <w:rFonts w:hint="cs"/>
-          <w:color w:val="EE0000"/>
-          <w:rtl/>
-        </w:rPr>
-        <w:t xml:space="preserve"> </w:t>
-      </w:r>
-      <w:r>
-        <w:rPr>
-          <w:rFonts w:hint="cs"/>
-          <w:color w:val="EE0000"/>
-          <w:rtl/>
-        </w:rPr>
-        <w:t>קיים שיפור פארטו:</w:t>
-      </w:r>
-      <w:r>
-        <w:rPr>
-          <w:color w:val="EE0000"/>
-        </w:rPr>
-        <w:t xml:space="preserve"> </w:t>
-      </w:r>
-      <w:r>
-        <w:rPr>
-          <w:rFonts w:hint="cs"/>
-          <w:color w:val="EE0000"/>
-          <w:rtl/>
-        </w:rPr>
-        <w:t xml:space="preserve">מעבירים חלק מהתקציב של ג לארגון א, וחלק מהתקציב של ד לארגון ג. אז התועלת של אזרחים </w:t>
-      </w:r>
-      <w:r>
-        <w:rPr>
-          <w:rFonts w:hint="cs"/>
-          <w:color w:val="EE0000"/>
-          <w:rtl/>
-        </w:rPr>
-        <w:lastRenderedPageBreak/>
-        <w:t>1,2,3,4 נשארת זהה (רק עבר כסף מארגון אחד שהם תומכים בו לארגון אחר שהם תומכים בו), אבל התועלת של אזרח 5 גדלה.</w:t>
+          <w:color w:val="EE0000"/>
+          <w:u w:val="single"/>
+          <w:rtl/>
+        </w:rPr>
+        <w:t>מעבירים חלק מהתקציב של ג לארגון א, וחלק מהתקציב של ד לארגון ג. אז התועלת של אזרחים 1,2,3,4 נשארת זהה (רק עבר כסף מארגון אחד שהם תומכים בו לארגון אחר שהם תומכים בו), אבל התועלת של אזרח 5 גדלה.</w:t>
       </w:r>
     </w:p>
     <w:p>
@@ -5275,6 +5002,7 @@
           <w:color w:val="000000"/>
           <w:rtl/>
         </w:rPr>
+        <w:lastRenderedPageBreak/>
         <w:t>בשני המקרים הגענו לסתירה, ולכן לא קיים אלגוריתם כפי שהנחנו.  מש"ל</w:t>
       </w:r>
     </w:p>
@@ -5859,7 +5587,6 @@
           <w:rFonts w:ascii="David" w:hAnsi="David" w:cs="David" w:hint="cs"/>
           <w:rtl/>
         </w:rPr>
-        <w:lastRenderedPageBreak/>
         <w:t>השתמשו באקסיומות של ערך שאפלי,  והסבירו כמה ישלם כל אחד מהנוסעים לאחר השינוי.</w:t>
       </w:r>
     </w:p>
@@ -5879,6 +5606,7 @@
           <w:color w:val="EE0000"/>
           <w:rtl/>
         </w:rPr>
+        <w:lastRenderedPageBreak/>
         <w:t>פתרון:</w:t>
       </w:r>
       <w:r>
@@ -5887,15 +5615,7 @@
           <w:color w:val="EE0000"/>
           <w:rtl/>
         </w:rPr>
-        <w:t xml:space="preserve">  </w:t>
-      </w:r>
-      <w:r>
-        <w:rPr>
-          <w:rFonts w:ascii="David" w:hAnsi="David" w:cs="David" w:hint="cs"/>
-          <w:color w:val="EE0000"/>
-          <w:rtl/>
-        </w:rPr>
-        <w:t>לפי אקסיומת הליניאריות: העלויות הן בדיוק כפולות מבסעיף א, ולכן אחד אחד ישלם בדיוק כפול:</w:t>
+        <w:t xml:space="preserve">  לפי אקסיומת הליניאריות: העלויות הן בדיוק כפולות מבסעיף א, ולכן אחד אחד ישלם בדיוק כפול:</w:t>
       </w:r>
       <w:r>
         <w:rPr>
@@ -6014,31 +5734,7 @@
           <w:color w:val="EE0000"/>
           <w:rtl/>
         </w:rPr>
-        <w:t xml:space="preserve">  לפי אקסיומת </w:t>
-      </w:r>
-      <w:r>
-        <w:rPr>
-          <w:rFonts w:ascii="David" w:hAnsi="David" w:cs="David" w:hint="cs"/>
-          <w:color w:val="EE0000"/>
-          <w:rtl/>
-        </w:rPr>
-        <w:t>הסימטריה</w:t>
-      </w:r>
-      <w:r>
-        <w:rPr>
-          <w:rFonts w:ascii="David" w:hAnsi="David" w:cs="David" w:hint="cs"/>
-          <w:color w:val="EE0000"/>
-          <w:rtl/>
-        </w:rPr>
-        <w:t>:</w:t>
-      </w:r>
-      <w:r>
-        <w:rPr>
-          <w:rFonts w:ascii="David" w:hAnsi="David" w:cs="David" w:hint="cs"/>
-          <w:color w:val="EE0000"/>
-          <w:rtl/>
-        </w:rPr>
-        <w:t xml:space="preserve"> לשחקנים א, ב, ג יש אותן עלויות שוליות בדיוק, ולכן הם צריכים לשלם בדיוק אותו הדבר: 8, 8, 8. </w:t>
+        <w:t xml:space="preserve">  לפי אקסיומת הסימטריה: לשחקנים א, ב, ג יש אותן עלויות שוליות בדיוק, ולכן הם צריכים לשלם בדיוק אותו הדבר: 8, 8, 8. </w:t>
       </w:r>
     </w:p>
     <w:p>
@@ -6235,7 +5931,7 @@
         <w:pStyle w:val="BodyText"/>
         <w:bidi/>
         <w:rPr>
-          <w:rFonts w:ascii="David" w:hAnsi="David" w:cs="David" w:hint="cs"/>
+          <w:rFonts w:ascii="David" w:hAnsi="David" w:cs="David"/>
           <w:rtl/>
         </w:rPr>
       </w:pPr>
